--- a/sppd/lab4/Рассылка1.docx
+++ b/sppd/lab4/Рассылка1.docx
@@ -327,7 +327,14 @@
                     <w:noProof/>
                     <w:lang w:val="ru-RU"/>
                   </w:rPr>
-                  <w:t>Клиенту компании</w:t>
+                  <w:t>Клиент</w:t>
+                </w:r>
+                <w:r>
+                  <w:rPr>
+                    <w:noProof/>
+                    <w:lang w:val="ru-RU"/>
+                  </w:rPr>
+                  <w:t xml:space="preserve"> компании</w:t>
                 </w:r>
                 <w:r>
                   <w:rPr>
@@ -1544,6 +1551,12 @@
   <wne:recipientData>
     <wne:active wne:val="1"/>
     <wne:hash wne:val="868554199"/>
+  </wne:recipientData>
+  <wne:recipientData>
+    <wne:active wne:val="1"/>
+  </wne:recipientData>
+  <wne:recipientData>
+    <wne:active wne:val="1"/>
   </wne:recipientData>
 </wne:recipients>
 </file>
